--- a/dosyalar/etkinlikler/7-sinif/arapca-7-1-etkinlik.docx
+++ b/dosyalar/etkinlikler/7-sinif/arapca-7-1-etkinlik.docx
@@ -4443,7 +4443,7 @@
                 <w:szCs w:val="32"/>
                 <w:rtl/>
               </w:rPr>
-              <w:t xml:space="preserve">مُعَلِّمٌ</w:t>
+              <w:t xml:space="preserve">مُعَلِّمٌ</w:t>
             </w:r>
           </w:p>
           <w:p>
@@ -4493,7 +4493,7 @@
                 <w:szCs w:val="32"/>
                 <w:rtl/>
               </w:rPr>
-              <w:t xml:space="preserve">مُعَلِّمَةٌ</w:t>
+              <w:t xml:space="preserve">مُعَلِّمَةٌ</w:t>
             </w:r>
           </w:p>
           <w:p>
@@ -4543,7 +4543,7 @@
                 <w:szCs w:val="32"/>
                 <w:rtl/>
               </w:rPr>
-              <w:t xml:space="preserve">مُمَرِّضٌ</w:t>
+              <w:t xml:space="preserve">مُمَرِّضٌ</w:t>
             </w:r>
           </w:p>
           <w:p>
@@ -4593,7 +4593,7 @@
                 <w:szCs w:val="32"/>
                 <w:rtl/>
               </w:rPr>
-              <w:t xml:space="preserve">مُمَرِّضَةٌ</w:t>
+              <w:t xml:space="preserve">مُمَرِّضَةٌ</w:t>
             </w:r>
           </w:p>
           <w:p>
@@ -4648,7 +4648,7 @@
                 <w:szCs w:val="32"/>
                 <w:rtl/>
               </w:rPr>
-              <w:t xml:space="preserve">صَحَفِيٌّ</w:t>
+              <w:t xml:space="preserve">صَحَفِيٌّ</w:t>
             </w:r>
           </w:p>
           <w:p>
@@ -4698,7 +4698,7 @@
                 <w:szCs w:val="32"/>
                 <w:rtl/>
               </w:rPr>
-              <w:t xml:space="preserve">صَحَفِيَّةٌ</w:t>
+              <w:t xml:space="preserve">صَحَفِيَّةٌ</w:t>
             </w:r>
           </w:p>
           <w:p>
@@ -4853,7 +4853,7 @@
                 <w:szCs w:val="32"/>
                 <w:rtl/>
               </w:rPr>
-              <w:t xml:space="preserve">شُرْطِيٌّ</w:t>
+              <w:t xml:space="preserve">شُرْطِيٌّ</w:t>
             </w:r>
           </w:p>
           <w:p>
@@ -4903,7 +4903,7 @@
                 <w:szCs w:val="32"/>
                 <w:rtl/>
               </w:rPr>
-              <w:t xml:space="preserve">طَيَّارٌ</w:t>
+              <w:t xml:space="preserve">طَيَّارٌ</w:t>
             </w:r>
           </w:p>
           <w:p>
@@ -5472,7 +5472,7 @@
                 <w:szCs w:val="32"/>
                 <w:rtl/>
               </w:rPr>
-              <w:t xml:space="preserve">أَسْئِلَةُ الْمُقَابَلَةِ</w:t>
+              <w:t xml:space="preserve">أَسْئِلَةُ المُقَابَلَةِ</w:t>
             </w:r>
           </w:p>
           <w:p>
@@ -5508,7 +5508,7 @@
                 <w:szCs w:val="30"/>
                 <w:rtl/>
               </w:rPr>
-              <w:t xml:space="preserve">أَبِي مُهَنْدِسٌ وَيَعْمَلُ فِي الشَّرِكَةِ.</w:t>
+              <w:t xml:space="preserve">أَبِي مُهَنْدِسٌ وَيَعْمَلُ فِي الشَّرِكَةِ.</w:t>
             </w:r>
           </w:p>
           <w:p>
@@ -5526,7 +5526,7 @@
                 <w:szCs w:val="30"/>
                 <w:rtl/>
               </w:rPr>
-              <w:t xml:space="preserve">مَا مِهْنَةُ أُمِّكَ ؟</w:t>
+              <w:t xml:space="preserve">مَا مِهْنَةُ أُمِّكَ ؟</w:t>
             </w:r>
           </w:p>
           <w:p>
@@ -5544,7 +5544,7 @@
                 <w:szCs w:val="30"/>
                 <w:rtl/>
               </w:rPr>
-              <w:t xml:space="preserve">أُمِّي مُعَلِّمَةٌ وَتَعْمَلُ فِي الْمَدْرَسَةِ.</w:t>
+              <w:t xml:space="preserve">أُمِّي مُعَلِّمَةٌ وَتَعْمَلُ فِي المَدْرَسَةِ.</w:t>
             </w:r>
           </w:p>
           <w:p>
@@ -5562,7 +5562,7 @@
                 <w:szCs w:val="30"/>
                 <w:rtl/>
               </w:rPr>
-              <w:t xml:space="preserve">مَاذَا تُرِيدُ أَنْ تَكُونَ فِي الْمُسْتَقْبَلِ ؟</w:t>
+              <w:t xml:space="preserve">مَاذَا تُرِيدُ أَنْ تَكُونَ فِي المُسْتَقْبَلِ ؟</w:t>
             </w:r>
           </w:p>
           <w:p>
@@ -7534,7 +7534,7 @@
                 <w:szCs w:val="30"/>
                 <w:rtl/>
               </w:rPr>
-              <w:t xml:space="preserve">صَدِيقِي   —   صَدِيقَتِي   —   أَبُوهُ   —   أُمُّهَا   —   يَعْمَلُ   —   تَعْمَلُ</w:t>
+              <w:t xml:space="preserve">صَدِيقِي   —   صَدِيقَتِي   —   أَبُوهُ   —   أُمُّهَا   —   يَعْمَلُ   —   تَعْمَلُ</w:t>
             </w:r>
           </w:p>
         </w:tc>

--- a/dosyalar/etkinlikler/7-sinif/arapca-7-1-etkinlik.docx
+++ b/dosyalar/etkinlikler/7-sinif/arapca-7-1-etkinlik.docx
@@ -4435,7 +4435,7 @@
             </w:pPr>
             <w:r>
               <w:rPr>
-                <w:rFonts w:ascii="Markazi Text" w:cs="Markazi Text" w:eastAsia="Markazi Text" w:hAnsi="Markazi Text"/>
+                <w:rFonts w:ascii="Arakom" w:cs="Arakom" w:eastAsia="Arakom" w:hAnsi="Arakom"/>
                 <w:b w:val="false"/>
                 <w:bCs w:val="false"/>
                 <w:color w:val="111111"/>
@@ -4485,7 +4485,7 @@
             </w:pPr>
             <w:r>
               <w:rPr>
-                <w:rFonts w:ascii="Markazi Text" w:cs="Markazi Text" w:eastAsia="Markazi Text" w:hAnsi="Markazi Text"/>
+                <w:rFonts w:ascii="Arakom" w:cs="Arakom" w:eastAsia="Arakom" w:hAnsi="Arakom"/>
                 <w:b w:val="false"/>
                 <w:bCs w:val="false"/>
                 <w:color w:val="111111"/>
@@ -4535,7 +4535,7 @@
             </w:pPr>
             <w:r>
               <w:rPr>
-                <w:rFonts w:ascii="Markazi Text" w:cs="Markazi Text" w:eastAsia="Markazi Text" w:hAnsi="Markazi Text"/>
+                <w:rFonts w:ascii="Arakom" w:cs="Arakom" w:eastAsia="Arakom" w:hAnsi="Arakom"/>
                 <w:b w:val="false"/>
                 <w:bCs w:val="false"/>
                 <w:color w:val="111111"/>
@@ -4585,7 +4585,7 @@
             </w:pPr>
             <w:r>
               <w:rPr>
-                <w:rFonts w:ascii="Markazi Text" w:cs="Markazi Text" w:eastAsia="Markazi Text" w:hAnsi="Markazi Text"/>
+                <w:rFonts w:ascii="Arakom" w:cs="Arakom" w:eastAsia="Arakom" w:hAnsi="Arakom"/>
                 <w:b w:val="false"/>
                 <w:bCs w:val="false"/>
                 <w:color w:val="111111"/>
@@ -4640,7 +4640,7 @@
             </w:pPr>
             <w:r>
               <w:rPr>
-                <w:rFonts w:ascii="Markazi Text" w:cs="Markazi Text" w:eastAsia="Markazi Text" w:hAnsi="Markazi Text"/>
+                <w:rFonts w:ascii="Arakom" w:cs="Arakom" w:eastAsia="Arakom" w:hAnsi="Arakom"/>
                 <w:b w:val="false"/>
                 <w:bCs w:val="false"/>
                 <w:color w:val="111111"/>
@@ -4690,7 +4690,7 @@
             </w:pPr>
             <w:r>
               <w:rPr>
-                <w:rFonts w:ascii="Markazi Text" w:cs="Markazi Text" w:eastAsia="Markazi Text" w:hAnsi="Markazi Text"/>
+                <w:rFonts w:ascii="Arakom" w:cs="Arakom" w:eastAsia="Arakom" w:hAnsi="Arakom"/>
                 <w:b w:val="false"/>
                 <w:bCs w:val="false"/>
                 <w:color w:val="111111"/>
@@ -4740,7 +4740,7 @@
             </w:pPr>
             <w:r>
               <w:rPr>
-                <w:rFonts w:ascii="Markazi Text" w:cs="Markazi Text" w:eastAsia="Markazi Text" w:hAnsi="Markazi Text"/>
+                <w:rFonts w:ascii="Arakom" w:cs="Arakom" w:eastAsia="Arakom" w:hAnsi="Arakom"/>
                 <w:b w:val="false"/>
                 <w:bCs w:val="false"/>
                 <w:color w:val="111111"/>
@@ -4790,7 +4790,7 @@
             </w:pPr>
             <w:r>
               <w:rPr>
-                <w:rFonts w:ascii="Markazi Text" w:cs="Markazi Text" w:eastAsia="Markazi Text" w:hAnsi="Markazi Text"/>
+                <w:rFonts w:ascii="Arakom" w:cs="Arakom" w:eastAsia="Arakom" w:hAnsi="Arakom"/>
                 <w:b w:val="false"/>
                 <w:bCs w:val="false"/>
                 <w:color w:val="111111"/>
@@ -4845,7 +4845,7 @@
             </w:pPr>
             <w:r>
               <w:rPr>
-                <w:rFonts w:ascii="Markazi Text" w:cs="Markazi Text" w:eastAsia="Markazi Text" w:hAnsi="Markazi Text"/>
+                <w:rFonts w:ascii="Arakom" w:cs="Arakom" w:eastAsia="Arakom" w:hAnsi="Arakom"/>
                 <w:b w:val="false"/>
                 <w:bCs w:val="false"/>
                 <w:color w:val="111111"/>
@@ -4895,7 +4895,7 @@
             </w:pPr>
             <w:r>
               <w:rPr>
-                <w:rFonts w:ascii="Markazi Text" w:cs="Markazi Text" w:eastAsia="Markazi Text" w:hAnsi="Markazi Text"/>
+                <w:rFonts w:ascii="Arakom" w:cs="Arakom" w:eastAsia="Arakom" w:hAnsi="Arakom"/>
                 <w:b w:val="false"/>
                 <w:bCs w:val="false"/>
                 <w:color w:val="111111"/>
@@ -4945,7 +4945,7 @@
             </w:pPr>
             <w:r>
               <w:rPr>
-                <w:rFonts w:ascii="Markazi Text" w:cs="Markazi Text" w:eastAsia="Markazi Text" w:hAnsi="Markazi Text"/>
+                <w:rFonts w:ascii="Arakom" w:cs="Arakom" w:eastAsia="Arakom" w:hAnsi="Arakom"/>
                 <w:b w:val="false"/>
                 <w:bCs w:val="false"/>
                 <w:color w:val="111111"/>
@@ -4995,7 +4995,7 @@
             </w:pPr>
             <w:r>
               <w:rPr>
-                <w:rFonts w:ascii="Markazi Text" w:cs="Markazi Text" w:eastAsia="Markazi Text" w:hAnsi="Markazi Text"/>
+                <w:rFonts w:ascii="Arakom" w:cs="Arakom" w:eastAsia="Arakom" w:hAnsi="Arakom"/>
                 <w:b w:val="false"/>
                 <w:bCs w:val="false"/>
                 <w:color w:val="111111"/>
@@ -5464,7 +5464,7 @@
             </w:pPr>
             <w:r>
               <w:rPr>
-                <w:rFonts w:ascii="Markazi Text" w:cs="Markazi Text" w:eastAsia="Markazi Text" w:hAnsi="Markazi Text"/>
+                <w:rFonts w:ascii="Arakom" w:cs="Arakom" w:eastAsia="Arakom" w:hAnsi="Arakom"/>
                 <w:b/>
                 <w:bCs/>
                 <w:color w:val="111111"/>
@@ -5482,7 +5482,7 @@
             </w:pPr>
             <w:r>
               <w:rPr>
-                <w:rFonts w:ascii="Markazi Text" w:cs="Markazi Text" w:eastAsia="Markazi Text" w:hAnsi="Markazi Text"/>
+                <w:rFonts w:ascii="Arakom" w:cs="Arakom" w:eastAsia="Arakom" w:hAnsi="Arakom"/>
                 <w:b w:val="false"/>
                 <w:bCs w:val="false"/>
                 <w:color w:val="111111"/>
@@ -5500,7 +5500,7 @@
             </w:pPr>
             <w:r>
               <w:rPr>
-                <w:rFonts w:ascii="Markazi Text" w:cs="Markazi Text" w:eastAsia="Markazi Text" w:hAnsi="Markazi Text"/>
+                <w:rFonts w:ascii="Arakom" w:cs="Arakom" w:eastAsia="Arakom" w:hAnsi="Arakom"/>
                 <w:b w:val="false"/>
                 <w:bCs w:val="false"/>
                 <w:color w:val="111111"/>
@@ -5518,7 +5518,7 @@
             </w:pPr>
             <w:r>
               <w:rPr>
-                <w:rFonts w:ascii="Markazi Text" w:cs="Markazi Text" w:eastAsia="Markazi Text" w:hAnsi="Markazi Text"/>
+                <w:rFonts w:ascii="Arakom" w:cs="Arakom" w:eastAsia="Arakom" w:hAnsi="Arakom"/>
                 <w:b w:val="false"/>
                 <w:bCs w:val="false"/>
                 <w:color w:val="111111"/>
@@ -5536,7 +5536,7 @@
             </w:pPr>
             <w:r>
               <w:rPr>
-                <w:rFonts w:ascii="Markazi Text" w:cs="Markazi Text" w:eastAsia="Markazi Text" w:hAnsi="Markazi Text"/>
+                <w:rFonts w:ascii="Arakom" w:cs="Arakom" w:eastAsia="Arakom" w:hAnsi="Arakom"/>
                 <w:b w:val="false"/>
                 <w:bCs w:val="false"/>
                 <w:color w:val="111111"/>
@@ -5554,7 +5554,7 @@
             </w:pPr>
             <w:r>
               <w:rPr>
-                <w:rFonts w:ascii="Markazi Text" w:cs="Markazi Text" w:eastAsia="Markazi Text" w:hAnsi="Markazi Text"/>
+                <w:rFonts w:ascii="Arakom" w:cs="Arakom" w:eastAsia="Arakom" w:hAnsi="Arakom"/>
                 <w:b w:val="false"/>
                 <w:bCs w:val="false"/>
                 <w:color w:val="111111"/>
@@ -5572,7 +5572,7 @@
             </w:pPr>
             <w:r>
               <w:rPr>
-                <w:rFonts w:ascii="Markazi Text" w:cs="Markazi Text" w:eastAsia="Markazi Text" w:hAnsi="Markazi Text"/>
+                <w:rFonts w:ascii="Arakom" w:cs="Arakom" w:eastAsia="Arakom" w:hAnsi="Arakom"/>
                 <w:b w:val="false"/>
                 <w:bCs w:val="false"/>
                 <w:color w:val="111111"/>
@@ -7526,7 +7526,7 @@
             </w:pPr>
             <w:r>
               <w:rPr>
-                <w:rFonts w:ascii="Markazi Text" w:cs="Markazi Text" w:eastAsia="Markazi Text" w:hAnsi="Markazi Text"/>
+                <w:rFonts w:ascii="Arakom" w:cs="Arakom" w:eastAsia="Arakom" w:hAnsi="Arakom"/>
                 <w:b w:val="false"/>
                 <w:bCs w:val="false"/>
                 <w:color w:val="111111"/>
